--- a/tillsyn/A 45369-2025 tillsynsbegäran.docx
+++ b/tillsyn/A 45369-2025 tillsynsbegäran.docx
@@ -240,7 +240,7 @@
     <w:r>
       <w:tab/>
       <w:tab/>
-      <w:t>2025-11-06</w:t>
+      <w:t>2025-11-07</w:t>
       <w:br/>
       <w:br/>
     </w:r>

--- a/tillsyn/A 45369-2025 tillsynsbegäran.docx
+++ b/tillsyn/A 45369-2025 tillsynsbegäran.docx
@@ -35,7 +35,7 @@
     </w:p>
     <w:p>
       <w:r>
-        <w:t>I avverkningsanmälan har följande 3 naturvårdsarter hittats: fyrflikig jordstjärna (NT), vedtrappmossa (NT) och dropptaggsvamp (S). Av dessa är 2 rödlistade. För rödlistade arter har rödlistekategorin angivits inom parentes. Arter som är signalarter enligt Skogsstyrelsen har markerats med (S).</w:t>
+        <w:t>I avverkningsanmälan har följande 6 naturvårdsarter hittats: fyrflikig jordstjärna (NT), vedtrappmossa (NT), bronshjon (S), dropptaggsvamp (S), flagellkvastmossa (S) och skarp dropptaggsvamp (S). Av dessa är 2 rödlistade. För rödlistade arter har rödlistekategorin angivits inom parentes. Arter som är signalarter enligt Skogsstyrelsen har markerats med (S).</w:t>
       </w:r>
     </w:p>
     <w:p>
@@ -50,7 +50,7 @@
       <w:r>
         <w:drawing>
           <wp:inline xmlns:a="http://schemas.openxmlformats.org/drawingml/2006/main" xmlns:pic="http://schemas.openxmlformats.org/drawingml/2006/picture">
-            <wp:extent cx="5486400" cy="5771267"/>
+            <wp:extent cx="5486400" cy="5663324"/>
             <wp:docPr id="1" name="Picture 1"/>
             <wp:cNvGraphicFramePr>
               <a:graphicFrameLocks noChangeAspect="1"/>
@@ -71,7 +71,7 @@
                   <pic:spPr>
                     <a:xfrm>
                       <a:off x="0" y="0"/>
-                      <a:ext cx="5486400" cy="5771267"/>
+                      <a:ext cx="5486400" cy="5663324"/>
                     </a:xfrm>
                     <a:prstGeom prst="rect"/>
                   </pic:spPr>
@@ -88,6 +88,17 @@
       </w:pPr>
       <w:r>
         <w:t>Figur 1. Fyndplatser för naturvårdsarter i det avverkningsanmälda området (röd linje). Markörer utan svart kant är placerade på fyndplatsen. Markörer med svart kant är placerade vid sidan av fyndplatsen och har ett svart streck som visar fyndplatsens exakta position. Kartans mittpunktskoordinat är N 6536715, E 597908 i SWEREF 99 TM.</w:t>
+      </w:r>
+    </w:p>
+    <w:p>
+      <w:r>
+        <w:rPr>
+          <w:b/>
+        </w:rPr>
+        <w:t>Flagellkvastmossa</w:t>
+      </w:r>
+      <w:r>
+        <w:t xml:space="preserve"> förekommer framför allt i tallsumpskog, men finns även i relativt torra gran- och tallskogar. Den signalerar överallt skogsmiljöer med höga naturvärden och indikerar biotoper med rik och kontinuerlig förekomst av död ved i olika nedbrytningsstadier eller barlagd torvjord (Nitare &amp; Skogsstyrelsen, 2019).</w:t>
       </w:r>
     </w:p>
     <w:p>
@@ -240,7 +251,7 @@
     <w:r>
       <w:tab/>
       <w:tab/>
-      <w:t>2025-11-07</w:t>
+      <w:t>2025-11-08</w:t>
       <w:br/>
       <w:br/>
     </w:r>

--- a/tillsyn/A 45369-2025 tillsynsbegäran.docx
+++ b/tillsyn/A 45369-2025 tillsynsbegäran.docx
@@ -251,7 +251,7 @@
     <w:r>
       <w:tab/>
       <w:tab/>
-      <w:t>2025-11-08</w:t>
+      <w:t>2025-11-09</w:t>
       <w:br/>
       <w:br/>
     </w:r>

--- a/tillsyn/A 45369-2025 tillsynsbegäran.docx
+++ b/tillsyn/A 45369-2025 tillsynsbegäran.docx
@@ -251,7 +251,7 @@
     <w:r>
       <w:tab/>
       <w:tab/>
-      <w:t>2025-11-09</w:t>
+      <w:t>2025-11-10</w:t>
       <w:br/>
       <w:br/>
     </w:r>

--- a/tillsyn/A 45369-2025 tillsynsbegäran.docx
+++ b/tillsyn/A 45369-2025 tillsynsbegäran.docx
@@ -251,7 +251,7 @@
     <w:r>
       <w:tab/>
       <w:tab/>
-      <w:t>2025-11-10</w:t>
+      <w:t>2025-11-11</w:t>
       <w:br/>
       <w:br/>
     </w:r>

--- a/tillsyn/A 45369-2025 tillsynsbegäran.docx
+++ b/tillsyn/A 45369-2025 tillsynsbegäran.docx
@@ -251,7 +251,7 @@
     <w:r>
       <w:tab/>
       <w:tab/>
-      <w:t>2025-11-11</w:t>
+      <w:t>2025-11-12</w:t>
       <w:br/>
       <w:br/>
     </w:r>

--- a/tillsyn/A 45369-2025 tillsynsbegäran.docx
+++ b/tillsyn/A 45369-2025 tillsynsbegäran.docx
@@ -251,7 +251,7 @@
     <w:r>
       <w:tab/>
       <w:tab/>
-      <w:t>2025-11-12</w:t>
+      <w:t>2025-11-13</w:t>
       <w:br/>
       <w:br/>
     </w:r>

--- a/tillsyn/A 45369-2025 tillsynsbegäran.docx
+++ b/tillsyn/A 45369-2025 tillsynsbegäran.docx
@@ -251,7 +251,7 @@
     <w:r>
       <w:tab/>
       <w:tab/>
-      <w:t>2025-11-13</w:t>
+      <w:t>2025-11-14</w:t>
       <w:br/>
       <w:br/>
     </w:r>

--- a/tillsyn/A 45369-2025 tillsynsbegäran.docx
+++ b/tillsyn/A 45369-2025 tillsynsbegäran.docx
@@ -251,7 +251,7 @@
     <w:r>
       <w:tab/>
       <w:tab/>
-      <w:t>2025-11-14</w:t>
+      <w:t>2025-11-15</w:t>
       <w:br/>
       <w:br/>
     </w:r>

--- a/tillsyn/A 45369-2025 tillsynsbegäran.docx
+++ b/tillsyn/A 45369-2025 tillsynsbegäran.docx
@@ -251,7 +251,7 @@
     <w:r>
       <w:tab/>
       <w:tab/>
-      <w:t>2025-11-15</w:t>
+      <w:t>2025-11-20</w:t>
       <w:br/>
       <w:br/>
     </w:r>

--- a/tillsyn/A 45369-2025 tillsynsbegäran.docx
+++ b/tillsyn/A 45369-2025 tillsynsbegäran.docx
@@ -251,7 +251,7 @@
     <w:r>
       <w:tab/>
       <w:tab/>
-      <w:t>2025-11-20</w:t>
+      <w:t>2025-11-21</w:t>
       <w:br/>
       <w:br/>
     </w:r>

--- a/tillsyn/A 45369-2025 tillsynsbegäran.docx
+++ b/tillsyn/A 45369-2025 tillsynsbegäran.docx
@@ -251,7 +251,7 @@
     <w:r>
       <w:tab/>
       <w:tab/>
-      <w:t>2025-11-21</w:t>
+      <w:t>2025-11-22</w:t>
       <w:br/>
       <w:br/>
     </w:r>

--- a/tillsyn/A 45369-2025 tillsynsbegäran.docx
+++ b/tillsyn/A 45369-2025 tillsynsbegäran.docx
@@ -251,7 +251,7 @@
     <w:r>
       <w:tab/>
       <w:tab/>
-      <w:t>2025-11-22</w:t>
+      <w:t>2025-11-23</w:t>
       <w:br/>
       <w:br/>
     </w:r>

--- a/tillsyn/A 45369-2025 tillsynsbegäran.docx
+++ b/tillsyn/A 45369-2025 tillsynsbegäran.docx
@@ -251,7 +251,7 @@
     <w:r>
       <w:tab/>
       <w:tab/>
-      <w:t>2025-11-23</w:t>
+      <w:t>2025-11-24</w:t>
       <w:br/>
       <w:br/>
     </w:r>

--- a/tillsyn/A 45369-2025 tillsynsbegäran.docx
+++ b/tillsyn/A 45369-2025 tillsynsbegäran.docx
@@ -251,7 +251,7 @@
     <w:r>
       <w:tab/>
       <w:tab/>
-      <w:t>2025-11-24</w:t>
+      <w:t>2025-11-25</w:t>
       <w:br/>
       <w:br/>
     </w:r>

--- a/tillsyn/A 45369-2025 tillsynsbegäran.docx
+++ b/tillsyn/A 45369-2025 tillsynsbegäran.docx
@@ -251,7 +251,7 @@
     <w:r>
       <w:tab/>
       <w:tab/>
-      <w:t>2025-11-25</w:t>
+      <w:t>2025-11-26</w:t>
       <w:br/>
       <w:br/>
     </w:r>

--- a/tillsyn/A 45369-2025 tillsynsbegäran.docx
+++ b/tillsyn/A 45369-2025 tillsynsbegäran.docx
@@ -251,7 +251,7 @@
     <w:r>
       <w:tab/>
       <w:tab/>
-      <w:t>2025-11-26</w:t>
+      <w:t>2025-11-27</w:t>
       <w:br/>
       <w:br/>
     </w:r>

--- a/tillsyn/A 45369-2025 tillsynsbegäran.docx
+++ b/tillsyn/A 45369-2025 tillsynsbegäran.docx
@@ -251,7 +251,7 @@
     <w:r>
       <w:tab/>
       <w:tab/>
-      <w:t>2025-11-27</w:t>
+      <w:t>2025-11-28</w:t>
       <w:br/>
       <w:br/>
     </w:r>

--- a/tillsyn/A 45369-2025 tillsynsbegäran.docx
+++ b/tillsyn/A 45369-2025 tillsynsbegäran.docx
@@ -251,7 +251,7 @@
     <w:r>
       <w:tab/>
       <w:tab/>
-      <w:t>2025-11-28</w:t>
+      <w:t>2025-11-29</w:t>
       <w:br/>
       <w:br/>
     </w:r>

--- a/tillsyn/A 45369-2025 tillsynsbegäran.docx
+++ b/tillsyn/A 45369-2025 tillsynsbegäran.docx
@@ -251,7 +251,7 @@
     <w:r>
       <w:tab/>
       <w:tab/>
-      <w:t>2025-11-29</w:t>
+      <w:t>2025-11-30</w:t>
       <w:br/>
       <w:br/>
     </w:r>

--- a/tillsyn/A 45369-2025 tillsynsbegäran.docx
+++ b/tillsyn/A 45369-2025 tillsynsbegäran.docx
@@ -251,7 +251,7 @@
     <w:r>
       <w:tab/>
       <w:tab/>
-      <w:t>2025-11-30</w:t>
+      <w:t>2025-12-01</w:t>
       <w:br/>
       <w:br/>
     </w:r>

--- a/tillsyn/A 45369-2025 tillsynsbegäran.docx
+++ b/tillsyn/A 45369-2025 tillsynsbegäran.docx
@@ -251,7 +251,7 @@
     <w:r>
       <w:tab/>
       <w:tab/>
-      <w:t>2025-12-01</w:t>
+      <w:t>2025-12-02</w:t>
       <w:br/>
       <w:br/>
     </w:r>

--- a/tillsyn/A 45369-2025 tillsynsbegäran.docx
+++ b/tillsyn/A 45369-2025 tillsynsbegäran.docx
@@ -251,7 +251,7 @@
     <w:r>
       <w:tab/>
       <w:tab/>
-      <w:t>2025-12-02</w:t>
+      <w:t>2025-12-03</w:t>
       <w:br/>
       <w:br/>
     </w:r>

--- a/tillsyn/A 45369-2025 tillsynsbegäran.docx
+++ b/tillsyn/A 45369-2025 tillsynsbegäran.docx
@@ -251,7 +251,7 @@
     <w:r>
       <w:tab/>
       <w:tab/>
-      <w:t>2025-12-03</w:t>
+      <w:t>2025-12-04</w:t>
       <w:br/>
       <w:br/>
     </w:r>

--- a/tillsyn/A 45369-2025 tillsynsbegäran.docx
+++ b/tillsyn/A 45369-2025 tillsynsbegäran.docx
@@ -251,7 +251,7 @@
     <w:r>
       <w:tab/>
       <w:tab/>
-      <w:t>2025-12-04</w:t>
+      <w:t>2025-12-05</w:t>
       <w:br/>
       <w:br/>
     </w:r>

--- a/tillsyn/A 45369-2025 tillsynsbegäran.docx
+++ b/tillsyn/A 45369-2025 tillsynsbegäran.docx
@@ -251,7 +251,7 @@
     <w:r>
       <w:tab/>
       <w:tab/>
-      <w:t>2025-12-05</w:t>
+      <w:t>2025-12-06</w:t>
       <w:br/>
       <w:br/>
     </w:r>

--- a/tillsyn/A 45369-2025 tillsynsbegäran.docx
+++ b/tillsyn/A 45369-2025 tillsynsbegäran.docx
@@ -251,7 +251,7 @@
     <w:r>
       <w:tab/>
       <w:tab/>
-      <w:t>2025-12-06</w:t>
+      <w:t>2025-12-07</w:t>
       <w:br/>
       <w:br/>
     </w:r>

--- a/tillsyn/A 45369-2025 tillsynsbegäran.docx
+++ b/tillsyn/A 45369-2025 tillsynsbegäran.docx
@@ -251,7 +251,7 @@
     <w:r>
       <w:tab/>
       <w:tab/>
-      <w:t>2025-12-07</w:t>
+      <w:t>2025-12-08</w:t>
       <w:br/>
       <w:br/>
     </w:r>

--- a/tillsyn/A 45369-2025 tillsynsbegäran.docx
+++ b/tillsyn/A 45369-2025 tillsynsbegäran.docx
@@ -251,7 +251,7 @@
     <w:r>
       <w:tab/>
       <w:tab/>
-      <w:t>2025-12-08</w:t>
+      <w:t>2025-12-09</w:t>
       <w:br/>
       <w:br/>
     </w:r>

--- a/tillsyn/A 45369-2025 tillsynsbegäran.docx
+++ b/tillsyn/A 45369-2025 tillsynsbegäran.docx
@@ -251,7 +251,7 @@
     <w:r>
       <w:tab/>
       <w:tab/>
-      <w:t>2025-12-09</w:t>
+      <w:t>2025-12-10</w:t>
       <w:br/>
       <w:br/>
     </w:r>

--- a/tillsyn/A 45369-2025 tillsynsbegäran.docx
+++ b/tillsyn/A 45369-2025 tillsynsbegäran.docx
@@ -251,7 +251,7 @@
     <w:r>
       <w:tab/>
       <w:tab/>
-      <w:t>2025-12-10</w:t>
+      <w:t>2025-12-11</w:t>
       <w:br/>
       <w:br/>
     </w:r>

--- a/tillsyn/A 45369-2025 tillsynsbegäran.docx
+++ b/tillsyn/A 45369-2025 tillsynsbegäran.docx
@@ -251,7 +251,7 @@
     <w:r>
       <w:tab/>
       <w:tab/>
-      <w:t>2025-12-11</w:t>
+      <w:t>2025-12-12</w:t>
       <w:br/>
       <w:br/>
     </w:r>

--- a/tillsyn/A 45369-2025 tillsynsbegäran.docx
+++ b/tillsyn/A 45369-2025 tillsynsbegäran.docx
@@ -251,7 +251,7 @@
     <w:r>
       <w:tab/>
       <w:tab/>
-      <w:t>2025-12-12</w:t>
+      <w:t>2025-12-13</w:t>
       <w:br/>
       <w:br/>
     </w:r>

--- a/tillsyn/A 45369-2025 tillsynsbegäran.docx
+++ b/tillsyn/A 45369-2025 tillsynsbegäran.docx
@@ -251,7 +251,7 @@
     <w:r>
       <w:tab/>
       <w:tab/>
-      <w:t>2025-12-19</w:t>
+      <w:t>2025-12-20</w:t>
       <w:br/>
       <w:br/>
     </w:r>

--- a/tillsyn/A 45369-2025 tillsynsbegäran.docx
+++ b/tillsyn/A 45369-2025 tillsynsbegäran.docx
@@ -251,7 +251,7 @@
     <w:r>
       <w:tab/>
       <w:tab/>
-      <w:t>2025-12-20</w:t>
+      <w:t>2025-12-21</w:t>
       <w:br/>
       <w:br/>
     </w:r>

--- a/tillsyn/A 45369-2025 tillsynsbegäran.docx
+++ b/tillsyn/A 45369-2025 tillsynsbegäran.docx
@@ -251,7 +251,7 @@
     <w:r>
       <w:tab/>
       <w:tab/>
-      <w:t>2025-12-21</w:t>
+      <w:t>2025-12-22</w:t>
       <w:br/>
       <w:br/>
     </w:r>

--- a/tillsyn/A 45369-2025 tillsynsbegäran.docx
+++ b/tillsyn/A 45369-2025 tillsynsbegäran.docx
@@ -251,7 +251,7 @@
     <w:r>
       <w:tab/>
       <w:tab/>
-      <w:t>2025-12-22</w:t>
+      <w:t>2025-12-26</w:t>
       <w:br/>
       <w:br/>
     </w:r>

--- a/tillsyn/A 45369-2025 tillsynsbegäran.docx
+++ b/tillsyn/A 45369-2025 tillsynsbegäran.docx
@@ -251,7 +251,7 @@
     <w:r>
       <w:tab/>
       <w:tab/>
-      <w:t>2026-01-07</w:t>
+      <w:t>2026-01-08</w:t>
       <w:br/>
       <w:br/>
     </w:r>

--- a/tillsyn/A 45369-2025 tillsynsbegäran.docx
+++ b/tillsyn/A 45369-2025 tillsynsbegäran.docx
@@ -251,7 +251,7 @@
     <w:r>
       <w:tab/>
       <w:tab/>
-      <w:t>2026-01-08</w:t>
+      <w:t>2026-01-09</w:t>
       <w:br/>
       <w:br/>
     </w:r>

--- a/tillsyn/A 45369-2025 tillsynsbegäran.docx
+++ b/tillsyn/A 45369-2025 tillsynsbegäran.docx
@@ -251,7 +251,7 @@
     <w:r>
       <w:tab/>
       <w:tab/>
-      <w:t>2026-01-09</w:t>
+      <w:t>2026-01-10</w:t>
       <w:br/>
       <w:br/>
     </w:r>

--- a/tillsyn/A 45369-2025 tillsynsbegäran.docx
+++ b/tillsyn/A 45369-2025 tillsynsbegäran.docx
@@ -251,7 +251,7 @@
     <w:r>
       <w:tab/>
       <w:tab/>
-      <w:t>2026-01-10</w:t>
+      <w:t>2026-01-11</w:t>
       <w:br/>
       <w:br/>
     </w:r>

--- a/tillsyn/A 45369-2025 tillsynsbegäran.docx
+++ b/tillsyn/A 45369-2025 tillsynsbegäran.docx
@@ -251,7 +251,7 @@
     <w:r>
       <w:tab/>
       <w:tab/>
-      <w:t>2026-01-11</w:t>
+      <w:t>2026-01-12</w:t>
       <w:br/>
       <w:br/>
     </w:r>

--- a/tillsyn/A 45369-2025 tillsynsbegäran.docx
+++ b/tillsyn/A 45369-2025 tillsynsbegäran.docx
@@ -251,7 +251,7 @@
     <w:r>
       <w:tab/>
       <w:tab/>
-      <w:t>2026-01-12</w:t>
+      <w:t>2026-01-13</w:t>
       <w:br/>
       <w:br/>
     </w:r>

--- a/tillsyn/A 45369-2025 tillsynsbegäran.docx
+++ b/tillsyn/A 45369-2025 tillsynsbegäran.docx
@@ -251,7 +251,7 @@
     <w:r>
       <w:tab/>
       <w:tab/>
-      <w:t>2026-01-13</w:t>
+      <w:t>2026-01-14</w:t>
       <w:br/>
       <w:br/>
     </w:r>

--- a/tillsyn/A 45369-2025 tillsynsbegäran.docx
+++ b/tillsyn/A 45369-2025 tillsynsbegäran.docx
@@ -251,7 +251,7 @@
     <w:r>
       <w:tab/>
       <w:tab/>
-      <w:t>2026-01-14</w:t>
+      <w:t>2026-01-15</w:t>
       <w:br/>
       <w:br/>
     </w:r>

--- a/tillsyn/A 45369-2025 tillsynsbegäran.docx
+++ b/tillsyn/A 45369-2025 tillsynsbegäran.docx
@@ -251,7 +251,7 @@
     <w:r>
       <w:tab/>
       <w:tab/>
-      <w:t>2026-01-15</w:t>
+      <w:t>2026-01-16</w:t>
       <w:br/>
       <w:br/>
     </w:r>

--- a/tillsyn/A 45369-2025 tillsynsbegäran.docx
+++ b/tillsyn/A 45369-2025 tillsynsbegäran.docx
@@ -251,7 +251,7 @@
     <w:r>
       <w:tab/>
       <w:tab/>
-      <w:t>2026-01-16</w:t>
+      <w:t>2026-01-17</w:t>
       <w:br/>
       <w:br/>
     </w:r>

--- a/tillsyn/A 45369-2025 tillsynsbegäran.docx
+++ b/tillsyn/A 45369-2025 tillsynsbegäran.docx
@@ -251,7 +251,7 @@
     <w:r>
       <w:tab/>
       <w:tab/>
-      <w:t>2026-01-17</w:t>
+      <w:t>2026-01-18</w:t>
       <w:br/>
       <w:br/>
     </w:r>

--- a/tillsyn/A 45369-2025 tillsynsbegäran.docx
+++ b/tillsyn/A 45369-2025 tillsynsbegäran.docx
@@ -251,7 +251,7 @@
     <w:r>
       <w:tab/>
       <w:tab/>
-      <w:t>2026-01-18</w:t>
+      <w:t>2026-01-19</w:t>
       <w:br/>
       <w:br/>
     </w:r>

--- a/tillsyn/A 45369-2025 tillsynsbegäran.docx
+++ b/tillsyn/A 45369-2025 tillsynsbegäran.docx
@@ -251,7 +251,7 @@
     <w:r>
       <w:tab/>
       <w:tab/>
-      <w:t>2026-01-19</w:t>
+      <w:t>2026-01-20</w:t>
       <w:br/>
       <w:br/>
     </w:r>

--- a/tillsyn/A 45369-2025 tillsynsbegäran.docx
+++ b/tillsyn/A 45369-2025 tillsynsbegäran.docx
@@ -251,7 +251,7 @@
     <w:r>
       <w:tab/>
       <w:tab/>
-      <w:t>2026-01-20</w:t>
+      <w:t>2026-01-21</w:t>
       <w:br/>
       <w:br/>
     </w:r>

--- a/tillsyn/A 45369-2025 tillsynsbegäran.docx
+++ b/tillsyn/A 45369-2025 tillsynsbegäran.docx
@@ -251,7 +251,7 @@
     <w:r>
       <w:tab/>
       <w:tab/>
-      <w:t>2026-01-21</w:t>
+      <w:t>2026-01-23</w:t>
       <w:br/>
       <w:br/>
     </w:r>

--- a/tillsyn/A 45369-2025 tillsynsbegäran.docx
+++ b/tillsyn/A 45369-2025 tillsynsbegäran.docx
@@ -251,7 +251,7 @@
     <w:r>
       <w:tab/>
       <w:tab/>
-      <w:t>2026-01-23</w:t>
+      <w:t>2026-01-24</w:t>
       <w:br/>
       <w:br/>
     </w:r>

--- a/tillsyn/A 45369-2025 tillsynsbegäran.docx
+++ b/tillsyn/A 45369-2025 tillsynsbegäran.docx
@@ -251,7 +251,7 @@
     <w:r>
       <w:tab/>
       <w:tab/>
-      <w:t>2026-01-24</w:t>
+      <w:t>2026-01-25</w:t>
       <w:br/>
       <w:br/>
     </w:r>

--- a/tillsyn/A 45369-2025 tillsynsbegäran.docx
+++ b/tillsyn/A 45369-2025 tillsynsbegäran.docx
@@ -251,7 +251,7 @@
     <w:r>
       <w:tab/>
       <w:tab/>
-      <w:t>2026-01-25</w:t>
+      <w:t>2026-01-26</w:t>
       <w:br/>
       <w:br/>
     </w:r>

--- a/tillsyn/A 45369-2025 tillsynsbegäran.docx
+++ b/tillsyn/A 45369-2025 tillsynsbegäran.docx
@@ -251,7 +251,7 @@
     <w:r>
       <w:tab/>
       <w:tab/>
-      <w:t>2026-01-26</w:t>
+      <w:t>2026-01-27</w:t>
       <w:br/>
       <w:br/>
     </w:r>

--- a/tillsyn/A 45369-2025 tillsynsbegäran.docx
+++ b/tillsyn/A 45369-2025 tillsynsbegäran.docx
@@ -251,7 +251,7 @@
     <w:r>
       <w:tab/>
       <w:tab/>
-      <w:t>2026-01-27</w:t>
+      <w:t>2026-01-28</w:t>
       <w:br/>
       <w:br/>
     </w:r>

--- a/tillsyn/A 45369-2025 tillsynsbegäran.docx
+++ b/tillsyn/A 45369-2025 tillsynsbegäran.docx
@@ -332,7 +332,7 @@
     <w:r>
       <w:tab/>
       <w:tab/>
-      <w:t>2026-02-22</w:t>
+      <w:t>2026-02-23</w:t>
       <w:br/>
       <w:br/>
     </w:r>

--- a/tillsyn/A 45369-2025 tillsynsbegäran.docx
+++ b/tillsyn/A 45369-2025 tillsynsbegäran.docx
@@ -332,7 +332,7 @@
     <w:r>
       <w:tab/>
       <w:tab/>
-      <w:t>2026-02-23</w:t>
+      <w:t>2026-02-24</w:t>
       <w:br/>
       <w:br/>
     </w:r>

--- a/tillsyn/A 45369-2025 tillsynsbegäran.docx
+++ b/tillsyn/A 45369-2025 tillsynsbegäran.docx
@@ -332,7 +332,7 @@
     <w:r>
       <w:tab/>
       <w:tab/>
-      <w:t>2026-02-24</w:t>
+      <w:t>2026-02-25</w:t>
       <w:br/>
       <w:br/>
     </w:r>

--- a/tillsyn/A 45369-2025 tillsynsbegäran.docx
+++ b/tillsyn/A 45369-2025 tillsynsbegäran.docx
@@ -332,7 +332,7 @@
     <w:r>
       <w:tab/>
       <w:tab/>
-      <w:t>2026-02-25</w:t>
+      <w:t>2026-02-26</w:t>
       <w:br/>
       <w:br/>
     </w:r>

--- a/tillsyn/A 45369-2025 tillsynsbegäran.docx
+++ b/tillsyn/A 45369-2025 tillsynsbegäran.docx
@@ -332,7 +332,7 @@
     <w:r>
       <w:tab/>
       <w:tab/>
-      <w:t>2026-02-26</w:t>
+      <w:t>2026-02-28</w:t>
       <w:br/>
       <w:br/>
     </w:r>

--- a/tillsyn/A 45369-2025 tillsynsbegäran.docx
+++ b/tillsyn/A 45369-2025 tillsynsbegäran.docx
@@ -332,7 +332,7 @@
     <w:r>
       <w:tab/>
       <w:tab/>
-      <w:t>2026-02-28</w:t>
+      <w:t>2026-03-01</w:t>
       <w:br/>
       <w:br/>
     </w:r>

--- a/tillsyn/A 45369-2025 tillsynsbegäran.docx
+++ b/tillsyn/A 45369-2025 tillsynsbegäran.docx
@@ -332,7 +332,7 @@
     <w:r>
       <w:tab/>
       <w:tab/>
-      <w:t>2026-03-01</w:t>
+      <w:t>2026-03-02</w:t>
       <w:br/>
       <w:br/>
     </w:r>

--- a/tillsyn/A 45369-2025 tillsynsbegäran.docx
+++ b/tillsyn/A 45369-2025 tillsynsbegäran.docx
@@ -138,12 +138,7 @@
         <w:t>Flagellkvastmossa</w:t>
       </w:r>
       <w:r>
-        <w:t xml:space="preserve"> förekommer framför allt i tallsumpskog, men finns även i relativt torra gran- och tallskogar. Den signalerar överallt skogsmiljöer med höga naturvärden och indikerar biotoper med rik och kontinuerlig förekomst av död ved i olika nedbrytningsstadier eller barlagd torvjord.</w:t>
-      </w:r>
-    </w:p>
-    <w:p>
-      <w:r>
-        <w:t xml:space="preserve">Flagellkvastmossa är typisk art för </w:t>
+        <w:t xml:space="preserve"> förekommer framför allt i tallsumpskog, men finns även i relativt torra gran- och tallskogar. Den signalerar överallt skogsmiljöer med höga naturvärden och indikerar biotoper med rik och kontinuerlig förekomst av död ved i olika nedbrytningsstadier eller barlagd torvjord. Flagellkvastmossa är typisk art för </w:t>
       </w:r>
       <w:r>
         <w:rPr>
@@ -332,7 +327,7 @@
     <w:r>
       <w:tab/>
       <w:tab/>
-      <w:t>2026-03-02</w:t>
+      <w:t>2026-03-03</w:t>
       <w:br/>
       <w:br/>
     </w:r>

--- a/tillsyn/A 45369-2025 tillsynsbegäran.docx
+++ b/tillsyn/A 45369-2025 tillsynsbegäran.docx
@@ -327,7 +327,7 @@
     <w:r>
       <w:tab/>
       <w:tab/>
-      <w:t>2026-03-03</w:t>
+      <w:t>2026-03-04</w:t>
       <w:br/>
       <w:br/>
     </w:r>

--- a/tillsyn/A 45369-2025 tillsynsbegäran.docx
+++ b/tillsyn/A 45369-2025 tillsynsbegäran.docx
@@ -327,7 +327,7 @@
     <w:r>
       <w:tab/>
       <w:tab/>
-      <w:t>2026-03-04</w:t>
+      <w:t>2026-03-05</w:t>
       <w:br/>
       <w:br/>
     </w:r>

--- a/tillsyn/A 45369-2025 tillsynsbegäran.docx
+++ b/tillsyn/A 45369-2025 tillsynsbegäran.docx
@@ -327,7 +327,7 @@
     <w:r>
       <w:tab/>
       <w:tab/>
-      <w:t>2026-03-05</w:t>
+      <w:t>2026-03-06</w:t>
       <w:br/>
       <w:br/>
     </w:r>

--- a/tillsyn/A 45369-2025 tillsynsbegäran.docx
+++ b/tillsyn/A 45369-2025 tillsynsbegäran.docx
@@ -327,7 +327,7 @@
     <w:r>
       <w:tab/>
       <w:tab/>
-      <w:t>2026-03-06</w:t>
+      <w:t>2026-03-07</w:t>
       <w:br/>
       <w:br/>
     </w:r>

--- a/tillsyn/A 45369-2025 tillsynsbegäran.docx
+++ b/tillsyn/A 45369-2025 tillsynsbegäran.docx
@@ -327,7 +327,7 @@
     <w:r>
       <w:tab/>
       <w:tab/>
-      <w:t>2026-03-07</w:t>
+      <w:t>2026-03-08</w:t>
       <w:br/>
       <w:br/>
     </w:r>

--- a/tillsyn/A 45369-2025 tillsynsbegäran.docx
+++ b/tillsyn/A 45369-2025 tillsynsbegäran.docx
@@ -327,7 +327,7 @@
     <w:r>
       <w:tab/>
       <w:tab/>
-      <w:t>2026-03-08</w:t>
+      <w:t>2026-03-09</w:t>
       <w:br/>
       <w:br/>
     </w:r>

--- a/tillsyn/A 45369-2025 tillsynsbegäran.docx
+++ b/tillsyn/A 45369-2025 tillsynsbegäran.docx
@@ -327,7 +327,7 @@
     <w:r>
       <w:tab/>
       <w:tab/>
-      <w:t>2026-03-09</w:t>
+      <w:t>2026-03-10</w:t>
       <w:br/>
       <w:br/>
     </w:r>

--- a/tillsyn/A 45369-2025 tillsynsbegäran.docx
+++ b/tillsyn/A 45369-2025 tillsynsbegäran.docx
@@ -327,7 +327,7 @@
     <w:r>
       <w:tab/>
       <w:tab/>
-      <w:t>2026-03-10</w:t>
+      <w:t>2026-03-11</w:t>
       <w:br/>
       <w:br/>
     </w:r>

--- a/tillsyn/A 45369-2025 tillsynsbegäran.docx
+++ b/tillsyn/A 45369-2025 tillsynsbegäran.docx
@@ -327,7 +327,7 @@
     <w:r>
       <w:tab/>
       <w:tab/>
-      <w:t>2026-03-11</w:t>
+      <w:t>2026-03-12</w:t>
       <w:br/>
       <w:br/>
     </w:r>

--- a/tillsyn/A 45369-2025 tillsynsbegäran.docx
+++ b/tillsyn/A 45369-2025 tillsynsbegäran.docx
@@ -327,7 +327,7 @@
     <w:r>
       <w:tab/>
       <w:tab/>
-      <w:t>2026-03-12</w:t>
+      <w:t>2026-03-13</w:t>
       <w:br/>
       <w:br/>
     </w:r>

--- a/tillsyn/A 45369-2025 tillsynsbegäran.docx
+++ b/tillsyn/A 45369-2025 tillsynsbegäran.docx
@@ -338,7 +338,7 @@
     <w:r>
       <w:tab/>
       <w:tab/>
-      <w:t>2026-04-14</w:t>
+      <w:t>2026-04-15</w:t>
       <w:br/>
       <w:br/>
     </w:r>

--- a/tillsyn/A 45369-2025 tillsynsbegäran.docx
+++ b/tillsyn/A 45369-2025 tillsynsbegäran.docx
@@ -338,7 +338,7 @@
     <w:r>
       <w:tab/>
       <w:tab/>
-      <w:t>2026-04-15</w:t>
+      <w:t>2026-04-16</w:t>
       <w:br/>
       <w:br/>
     </w:r>

--- a/tillsyn/A 45369-2025 tillsynsbegäran.docx
+++ b/tillsyn/A 45369-2025 tillsynsbegäran.docx
@@ -338,7 +338,7 @@
     <w:r>
       <w:tab/>
       <w:tab/>
-      <w:t>2026-04-16</w:t>
+      <w:t>2026-04-17</w:t>
       <w:br/>
       <w:br/>
     </w:r>

--- a/tillsyn/A 45369-2025 tillsynsbegäran.docx
+++ b/tillsyn/A 45369-2025 tillsynsbegäran.docx
@@ -338,7 +338,7 @@
     <w:r>
       <w:tab/>
       <w:tab/>
-      <w:t>2026-04-17</w:t>
+      <w:t>2026-04-18</w:t>
       <w:br/>
       <w:br/>
     </w:r>

--- a/tillsyn/A 45369-2025 tillsynsbegäran.docx
+++ b/tillsyn/A 45369-2025 tillsynsbegäran.docx
@@ -338,7 +338,7 @@
     <w:r>
       <w:tab/>
       <w:tab/>
-      <w:t>2026-04-18</w:t>
+      <w:t>2026-04-19</w:t>
       <w:br/>
       <w:br/>
     </w:r>

--- a/tillsyn/A 45369-2025 tillsynsbegäran.docx
+++ b/tillsyn/A 45369-2025 tillsynsbegäran.docx
@@ -338,7 +338,7 @@
     <w:r>
       <w:tab/>
       <w:tab/>
-      <w:t>2026-04-19</w:t>
+      <w:t>2026-04-20</w:t>
       <w:br/>
       <w:br/>
     </w:r>

--- a/tillsyn/A 45369-2025 tillsynsbegäran.docx
+++ b/tillsyn/A 45369-2025 tillsynsbegäran.docx
@@ -338,7 +338,7 @@
     <w:r>
       <w:tab/>
       <w:tab/>
-      <w:t>2026-04-20</w:t>
+      <w:t>2026-04-21</w:t>
       <w:br/>
       <w:br/>
     </w:r>

--- a/tillsyn/A 45369-2025 tillsynsbegäran.docx
+++ b/tillsyn/A 45369-2025 tillsynsbegäran.docx
@@ -338,7 +338,7 @@
     <w:r>
       <w:tab/>
       <w:tab/>
-      <w:t>2026-04-21</w:t>
+      <w:t>2026-04-22</w:t>
       <w:br/>
       <w:br/>
     </w:r>

--- a/tillsyn/A 45369-2025 tillsynsbegäran.docx
+++ b/tillsyn/A 45369-2025 tillsynsbegäran.docx
@@ -338,7 +338,7 @@
     <w:r>
       <w:tab/>
       <w:tab/>
-      <w:t>2026-04-22</w:t>
+      <w:t>2026-04-23</w:t>
       <w:br/>
       <w:br/>
     </w:r>

--- a/tillsyn/A 45369-2025 tillsynsbegäran.docx
+++ b/tillsyn/A 45369-2025 tillsynsbegäran.docx
@@ -338,7 +338,7 @@
     <w:r>
       <w:tab/>
       <w:tab/>
-      <w:t>2026-04-23</w:t>
+      <w:t>2026-04-24</w:t>
       <w:br/>
       <w:br/>
     </w:r>

--- a/tillsyn/A 45369-2025 tillsynsbegäran.docx
+++ b/tillsyn/A 45369-2025 tillsynsbegäran.docx
@@ -338,7 +338,7 @@
     <w:r>
       <w:tab/>
       <w:tab/>
-      <w:t>2026-04-24</w:t>
+      <w:t>2026-04-25</w:t>
       <w:br/>
       <w:br/>
     </w:r>

--- a/tillsyn/A 45369-2025 tillsynsbegäran.docx
+++ b/tillsyn/A 45369-2025 tillsynsbegäran.docx
@@ -338,7 +338,7 @@
     <w:r>
       <w:tab/>
       <w:tab/>
-      <w:t>2026-04-25</w:t>
+      <w:t>2026-04-26</w:t>
       <w:br/>
       <w:br/>
     </w:r>

--- a/tillsyn/A 45369-2025 tillsynsbegäran.docx
+++ b/tillsyn/A 45369-2025 tillsynsbegäran.docx
@@ -338,7 +338,7 @@
     <w:r>
       <w:tab/>
       <w:tab/>
-      <w:t>2026-04-26</w:t>
+      <w:t>2026-04-27</w:t>
       <w:br/>
       <w:br/>
     </w:r>

--- a/tillsyn/A 45369-2025 tillsynsbegäran.docx
+++ b/tillsyn/A 45369-2025 tillsynsbegäran.docx
@@ -338,7 +338,7 @@
     <w:r>
       <w:tab/>
       <w:tab/>
-      <w:t>2026-04-27</w:t>
+      <w:t>2026-04-28</w:t>
       <w:br/>
       <w:br/>
     </w:r>

--- a/tillsyn/A 45369-2025 tillsynsbegäran.docx
+++ b/tillsyn/A 45369-2025 tillsynsbegäran.docx
@@ -338,7 +338,7 @@
     <w:r>
       <w:tab/>
       <w:tab/>
-      <w:t>2026-04-28</w:t>
+      <w:t>2026-04-29</w:t>
       <w:br/>
       <w:br/>
     </w:r>

--- a/tillsyn/A 45369-2025 tillsynsbegäran.docx
+++ b/tillsyn/A 45369-2025 tillsynsbegäran.docx
@@ -338,7 +338,7 @@
     <w:r>
       <w:tab/>
       <w:tab/>
-      <w:t>2026-04-29</w:t>
+      <w:t>2026-04-30</w:t>
       <w:br/>
       <w:br/>
     </w:r>
